--- a/companies/hollowell-ip/People/2023.01.14 - Onboarding - Matthew Parrish.docx
+++ b/companies/hollowell-ip/People/2023.01.14 - Onboarding - Matthew Parrish.docx
@@ -7,27 +7,27 @@
         <w:pStyle w:val="Heading1"/>
       </w:pPr>
       <w:r>
-        <w:t>Onboarding Record — Matthew Parrish, Patent Agent</w:t>
+        <w:t>New Patent Agent: Matthew Parrish</w:t>
       </w:r>
     </w:p>
     <w:p>
       <w:r>
-        <w:t>Matthew Parrish joins the prosecution group today as a Patent Agent. He was hired for the searching, which the group has been doing adequately and wants done properly, and he will spend a substantial share of his time in prior art rather than in drafting. That is the arrangement, not a phase of it, and nobody should be assigning him drafting work on the assumption that the searching is what he does until something better opens up.</w:t>
+        <w:t>Matthew Parrish joined the prosecution group this week, and I am putting this in the file myself, Mary Bradley, so that the people who will work with him know where he sits and what to expect. He comes to us as a patent agent already carrying a full prosecution docket, at home in office actions and examiner interviews, which is exactly the kind of steady production the group set out to add this year. I expect him on live matters within his first weeks rather than after a long settling-in.</w:t>
       </w:r>
     </w:p>
     <w:p>
       <w:r>
-        <w:t>On freedom-to-operate work his contribution is the scope: what was searched, in what classes, over what period, and what was deliberately left outside the search. He is to write those sections so that no reader, including a reader with an interest in misreading them, can mistake a boundary for an opinion. The firm's position on unqualified infringement statements is not a preference. A sentence saying a product does not infringe, with nothing attached to it, is a drafting error and will be treated as one in review. Everything we write in that posture goes out under privilege and is marked accordingly at the time of writing.</w:t>
+        <w:t>Matthew Parrish will take office-action responses and run examiner interviews on the hardware and device matters that make up most of the group's book, picking them up mid-file as they come off the docket. His way of working suits the firm: he is economical on the page, tracks every response against its docket number, and writes to the record rather than to the reader, which is the right instinct for a file the next person to open it has to be able to trust. I would rather he pick a matter up in flight than shadow one for a month before touching it.</w:t>
       </w:r>
     </w:p>
     <w:p>
       <w:r>
-        <w:t>The ordinary terms apply, and they apply to him in the same words they were given to everyone else. Dates come from the docket, and a search that has not been booked against a date is a search nobody is expecting. Corrections go to Docketing the day he finds them rather than the week he finishes the matter, and his written work is reviewed before it leaves the firm through his first period. He has a stated habit of sending a follow-up note when he catches a detail after the fact. He should keep it. This firm would rather receive the correction late than not receive it, and would rather receive it in writing than hear it in a hallway. If he is quiet in a review and the review is wrong, the note afterward is not a courtesy. It is the work.</w:t>
+        <w:t>He reports to Heather Munoz, Partner, who will assign his first matters, set their order against the docket, and read behind him until the firm's conventions come without thinking. When two matters both look urgent and the true priority is not obvious, that judgment is Heather's to make and not his to settle by guessing, and raising it early is precisely what the firm wants from him. Her review in the first months is less about the substance of a response than about tuning it to the firm's voice, and he should treat that as part of the work rather than a comment on it.</w:t>
       </w:r>
     </w:p>
     <w:p>
       <w:r>
-        <w:t>File access, docket access, conflicts procedure, and confidentiality terms were completed before his start date. Mary Bradley will review his search scope sections and his memoranda through the first period, and any conclusion he is asked to state more firmly than the record supports should come back to her rather than be argued in the draft.</w:t>
+        <w:t>Two habits carry more weight here than any written policy, and he appears to hold both: anything resembling an opinion on validity or infringement goes to a partner before it goes anywhere else, and the docket is the one discipline the practice cannot make up for, so he will spend time with the docketing desk in his first days to see how dates are set, confirmed, and held. His access, his seat with the prosecution group, and his opening assignments are already in place, and he should read a stretch of the group's recent office-action responses before he files one of his own. As a first step, he should see Heather Munoz this week to take his first matters.</w:t>
       </w:r>
     </w:p>
     <w:sectPr>
